--- a/partie commune/- Fiche de recette 1.docx
+++ b/partie commune/- Fiche de recette 1.docx
@@ -202,7 +202,14 @@
                 <w:b/>
                 <w:sz w:val="24"/>
               </w:rPr>
-              <w:t>25</w:t>
+              <w:t>2</w:t>
+            </w:r>
+            <w:r>
+              <w:rPr>
+                <w:b/>
+                <w:sz w:val="24"/>
+              </w:rPr>
+              <w:t>6</w:t>
             </w:r>
           </w:p>
         </w:tc>
@@ -283,7 +290,14 @@
                 <w:b/>
                 <w:sz w:val="24"/>
               </w:rPr>
-              <w:t>Épreuve E5</w:t>
+              <w:t>Épreuve E</w:t>
+            </w:r>
+            <w:r>
+              <w:rPr>
+                <w:b/>
+                <w:sz w:val="24"/>
+              </w:rPr>
+              <w:t>6.2</w:t>
             </w:r>
           </w:p>
         </w:tc>
@@ -477,12 +491,6 @@
               <w:gridCol w:w="8895"/>
             </w:tblGrid>
             <w:tr>
-              <w:tblPrEx>
-                <w:tblCellMar>
-                  <w:top w:w="0" w:type="dxa"/>
-                  <w:bottom w:w="0" w:type="dxa"/>
-                </w:tblCellMar>
-              </w:tblPrEx>
               <w:trPr>
                 <w:trHeight w:val="900"/>
               </w:trPr>
@@ -2155,7 +2163,7 @@
     <w:lsdException w:name="Table Web 2" w:semiHidden="1" w:unhideWhenUsed="1"/>
     <w:lsdException w:name="Table Web 3" w:semiHidden="1" w:unhideWhenUsed="1"/>
     <w:lsdException w:name="Balloon Text" w:semiHidden="1" w:unhideWhenUsed="1"/>
-    <w:lsdException w:name="Table Grid" w:semiHidden="1" w:uiPriority="39" w:unhideWhenUsed="1"/>
+    <w:lsdException w:name="Table Grid" w:uiPriority="39"/>
     <w:lsdException w:name="Table Theme" w:semiHidden="1" w:unhideWhenUsed="1"/>
     <w:lsdException w:name="Placeholder Text" w:semiHidden="1"/>
     <w:lsdException w:name="No Spacing" w:uiPriority="1" w:qFormat="1"/>
